--- a/evidencia/FJ1656_MañanáSantana_U02.LAB08.docx
+++ b/evidencia/FJ1656_MañanáSantana_U02.LAB08.docx
@@ -125,6 +125,7 @@
             <w:dataBinding w:prefixMappings="xmlns:ns0='http://purl.org/dc/elements/1.1/' xmlns:ns1='http://schemas.openxmlformats.org/package/2006/metadata/core-properties' " w:xpath="/ns1:coreProperties[1]/ns0:title[1]" w:storeItemID="{6C3C8BC8-F283-45AE-878A-BAB7291924A1}"/>
             <w:text/>
           </w:sdtPr>
+          <w:sdtEndPr/>
           <w:sdtContent>
             <w:p>
               <w:pPr>
@@ -206,6 +207,7 @@
             <w:dataBinding w:prefixMappings="xmlns:ns0='http://purl.org/dc/elements/1.1/' xmlns:ns1='http://schemas.openxmlformats.org/package/2006/metadata/core-properties' " w:xpath="/ns1:coreProperties[1]/ns0:subject[1]" w:storeItemID="{6C3C8BC8-F283-45AE-878A-BAB7291924A1}"/>
             <w:text/>
           </w:sdtPr>
+          <w:sdtEndPr/>
           <w:sdtContent>
             <w:p>
               <w:pPr>
@@ -343,6 +345,7 @@
                                     <w:calendar w:val="gregorian"/>
                                   </w:date>
                                 </w:sdtPr>
+                                <w:sdtEndPr/>
                                 <w:sdtContent>
                                   <w:p>
                                     <w:pPr>
@@ -391,6 +394,7 @@
                                     <w:dataBinding w:prefixMappings="xmlns:ns0='http://schemas.openxmlformats.org/officeDocument/2006/extended-properties' " w:xpath="/ns0:Properties[1]/ns0:Company[1]" w:storeItemID="{6668398D-A668-4E3E-A5EB-62B293D839F1}"/>
                                     <w:text/>
                                   </w:sdtPr>
+                                  <w:sdtEndPr/>
                                   <w:sdtContent>
                                     <w:r>
                                       <w:rPr>
@@ -493,6 +497,7 @@
                               <w:calendar w:val="gregorian"/>
                             </w:date>
                           </w:sdtPr>
+                          <w:sdtEndPr/>
                           <w:sdtContent>
                             <w:p>
                               <w:pPr>
@@ -541,6 +546,7 @@
                               <w:dataBinding w:prefixMappings="xmlns:ns0='http://schemas.openxmlformats.org/officeDocument/2006/extended-properties' " w:xpath="/ns0:Properties[1]/ns0:Company[1]" w:storeItemID="{6668398D-A668-4E3E-A5EB-62B293D839F1}"/>
                               <w:text/>
                             </w:sdtPr>
+                            <w:sdtEndPr/>
                             <w:sdtContent>
                               <w:r>
                                 <w:rPr>
@@ -861,12 +867,9 @@
           <w:rPr>
             <w:rStyle w:val="Hipervnculo"/>
           </w:rPr>
-          <w:t>https://github.com/Rickymjms/INF8239_U02_CV_Proyecto_Base.git</w:t>
+          <w:t>https://github.com/Rickymjms/INF8239_U03_Recomendadores_Proyecto_Base_uv.git</w:t>
         </w:r>
       </w:hyperlink>
-      <w:r>
-        <w:t xml:space="preserve"> (cambiar)</w:t>
-      </w:r>
     </w:p>
     <w:p>
       <w:pPr>
@@ -1052,6 +1055,82 @@
     </w:p>
     <w:p>
       <w:pPr>
+        <w:rPr>
+          <w:rFonts w:ascii="Times New Roman" w:eastAsia="Times New Roman" w:hAnsi="Times New Roman" w:cs="Times New Roman"/>
+          <w:sz w:val="27"/>
+          <w:szCs w:val="27"/>
+          <w:lang w:eastAsia="es-DO"/>
+        </w:rPr>
+      </w:pPr>
+    </w:p>
+    <w:p>
+      <w:pPr>
+        <w:tabs>
+          <w:tab w:val="left" w:pos="1500"/>
+        </w:tabs>
+        <w:rPr>
+          <w:rFonts w:ascii="Times New Roman" w:eastAsia="Times New Roman" w:hAnsi="Times New Roman" w:cs="Times New Roman"/>
+          <w:sz w:val="27"/>
+          <w:szCs w:val="27"/>
+          <w:lang w:eastAsia="es-DO"/>
+        </w:rPr>
+      </w:pPr>
+      <w:r>
+        <w:rPr>
+          <w:rFonts w:ascii="Times New Roman" w:eastAsia="Times New Roman" w:hAnsi="Times New Roman" w:cs="Times New Roman"/>
+          <w:sz w:val="27"/>
+          <w:szCs w:val="27"/>
+          <w:lang w:eastAsia="es-DO"/>
+        </w:rPr>
+        <w:lastRenderedPageBreak/>
+        <w:tab/>
+      </w:r>
+      <w:r>
+        <w:rPr>
+          <w:rFonts w:ascii="Times New Roman" w:eastAsia="Times New Roman" w:hAnsi="Times New Roman" w:cs="Times New Roman"/>
+          <w:sz w:val="27"/>
+          <w:szCs w:val="27"/>
+          <w:lang w:eastAsia="es-DO"/>
+        </w:rPr>
+        <w:drawing>
+          <wp:inline distT="0" distB="0" distL="0" distR="0" wp14:anchorId="679CAA9A" wp14:editId="0049B8EE">
+            <wp:extent cx="5845047" cy="6073666"/>
+            <wp:effectExtent l="0" t="0" r="3810" b="3810"/>
+            <wp:docPr id="460874796" name="Imagen 1"/>
+            <wp:cNvGraphicFramePr>
+              <a:graphicFrameLocks xmlns:a="http://schemas.openxmlformats.org/drawingml/2006/main" noChangeAspect="1"/>
+            </wp:cNvGraphicFramePr>
+            <a:graphic xmlns:a="http://schemas.openxmlformats.org/drawingml/2006/main">
+              <a:graphicData uri="http://schemas.openxmlformats.org/drawingml/2006/picture">
+                <pic:pic xmlns:pic="http://schemas.openxmlformats.org/drawingml/2006/picture">
+                  <pic:nvPicPr>
+                    <pic:cNvPr id="460874796" name=""/>
+                    <pic:cNvPicPr/>
+                  </pic:nvPicPr>
+                  <pic:blipFill>
+                    <a:blip r:embed="rId16"/>
+                    <a:stretch>
+                      <a:fillRect/>
+                    </a:stretch>
+                  </pic:blipFill>
+                  <pic:spPr>
+                    <a:xfrm>
+                      <a:off x="0" y="0"/>
+                      <a:ext cx="5845047" cy="6073666"/>
+                    </a:xfrm>
+                    <a:prstGeom prst="rect">
+                      <a:avLst/>
+                    </a:prstGeom>
+                  </pic:spPr>
+                </pic:pic>
+              </a:graphicData>
+            </a:graphic>
+          </wp:inline>
+        </w:drawing>
+      </w:r>
+    </w:p>
+    <w:p>
+      <w:pPr>
         <w:tabs>
           <w:tab w:val="left" w:pos="1605"/>
         </w:tabs>
@@ -1086,7 +1165,7 @@
                     <pic:cNvPicPr/>
                   </pic:nvPicPr>
                   <pic:blipFill>
-                    <a:blip r:embed="rId16"/>
+                    <a:blip r:embed="rId17"/>
                     <a:stretch>
                       <a:fillRect/>
                     </a:stretch>
@@ -1156,7 +1235,7 @@
                     <pic:cNvPicPr/>
                   </pic:nvPicPr>
                   <pic:blipFill>
-                    <a:blip r:embed="rId17"/>
+                    <a:blip r:embed="rId18"/>
                     <a:stretch>
                       <a:fillRect/>
                     </a:stretch>
@@ -1239,7 +1318,7 @@
                     <pic:cNvPicPr/>
                   </pic:nvPicPr>
                   <pic:blipFill>
-                    <a:blip r:embed="rId18"/>
+                    <a:blip r:embed="rId19"/>
                     <a:stretch>
                       <a:fillRect/>
                     </a:stretch>
@@ -1295,7 +1374,7 @@
                     <pic:cNvPicPr/>
                   </pic:nvPicPr>
                   <pic:blipFill>
-                    <a:blip r:embed="rId19"/>
+                    <a:blip r:embed="rId20"/>
                     <a:stretch>
                       <a:fillRect/>
                     </a:stretch>
@@ -1352,7 +1431,7 @@
                     <pic:cNvPicPr/>
                   </pic:nvPicPr>
                   <pic:blipFill>
-                    <a:blip r:embed="rId20"/>
+                    <a:blip r:embed="rId21"/>
                     <a:stretch>
                       <a:fillRect/>
                     </a:stretch>
@@ -1925,7 +2004,7 @@
       </w:pPr>
     </w:p>
     <w:sectPr>
-      <w:headerReference w:type="first" r:id="rId21"/>
+      <w:headerReference w:type="first" r:id="rId22"/>
       <w:pgSz w:w="12240" w:h="15840" w:code="1"/>
       <w:pgMar w:top="1440" w:right="1440" w:bottom="1440" w:left="1440" w:header="709" w:footer="709" w:gutter="0"/>
       <w:pgNumType w:start="0"/>
@@ -8787,7 +8866,6 @@
     <w:rsid w:val="002071F7"/>
     <w:rsid w:val="00213C19"/>
     <w:rsid w:val="00242EDE"/>
-    <w:rsid w:val="00296DB9"/>
     <w:rsid w:val="002B058C"/>
     <w:rsid w:val="002B452E"/>
     <w:rsid w:val="002E155C"/>
@@ -8811,6 +8889,7 @@
     <w:rsid w:val="00653EC9"/>
     <w:rsid w:val="00680FFF"/>
     <w:rsid w:val="006B3248"/>
+    <w:rsid w:val="006C01D7"/>
     <w:rsid w:val="006D04E6"/>
     <w:rsid w:val="007052B4"/>
     <w:rsid w:val="0072129D"/>
